--- a/public/templates/000_pm_suite/01_프로젝트 관리/01_통합관리/자원_관리_계획서_템플릿.docx
+++ b/public/templates/000_pm_suite/01_프로젝트 관리/01_통합관리/자원_관리_계획서_템플릿.docx
@@ -9,7 +9,7 @@
           <w:color w:val="1D4ED8"/>
           <w:sz w:val="22"/>
         </w:rPr>
-        <w:t>[공공·엔터프라이즈 표준 사업관리 산출물]  문서번호: GRV_MAN_100</w:t>
+        <w:t>[공공·엔터프라이즈 표준 사업관리 산출물]  문서번호: EMP_MAN_100</w:t>
       </w:r>
     </w:p>
     <w:p>
@@ -19,7 +19,7 @@
           <w:color w:val="0F2340"/>
           <w:sz w:val="44"/>
         </w:rPr>
-        <w:t>Claimworks-Claims AI 시스템 구축</w:t>
+        <w:t>SyncGuard AI 시스템 구축</w:t>
         <w:br/>
         <w:t>자원 관리 계획서</w:t>
       </w:r>
@@ -76,7 +76,7 @@
               <w:rPr>
                 <w:sz w:val="19"/>
               </w:rPr>
-              <w:t>아모레퍼시픽 Claimworks-Claims AI 시스템 구축 용역</w:t>
+              <w:t>한빛글로벌 SyncGuard AI 시스템 구축 용역</w:t>
             </w:r>
           </w:p>
         </w:tc>
@@ -109,7 +109,7 @@
               <w:rPr>
                 <w:sz w:val="19"/>
               </w:rPr>
-              <w:t>GRV_MAN_100</w:t>
+              <w:t>EMP_MAN_100</w:t>
             </w:r>
           </w:p>
         </w:tc>
@@ -144,7 +144,7 @@
               <w:rPr>
                 <w:sz w:val="19"/>
               </w:rPr>
-              <w:t>㈜아모레퍼시픽 (현업PM: 박주열 / 기술PM: 김경호)</w:t>
+              <w:t>㈜한빛글로벌 (현업PM: 정민수 / 기술PM: 한승우)</w:t>
             </w:r>
           </w:p>
         </w:tc>
@@ -177,7 +177,7 @@
               <w:rPr>
                 <w:sz w:val="19"/>
               </w:rPr>
-              <w:t>㈜그로브소프트 (총괄AA: 오병문 / 수행PM: 김재은)</w:t>
+              <w:t>㈜엠파시 (총괄AA: 박준혁 / 수행PM: 김태윤)</w:t>
             </w:r>
           </w:p>
         </w:tc>
@@ -280,7 +280,7 @@
               <w:rPr>
                 <w:sz w:val="19"/>
               </w:rPr>
-              <w:t>김재은 수행PM / 황자영 PMO</w:t>
+              <w:t>김태윤 수행PM / 이지훈 PMO</w:t>
             </w:r>
           </w:p>
         </w:tc>
@@ -313,7 +313,7 @@
               <w:rPr>
                 <w:sz w:val="19"/>
               </w:rPr>
-              <w:t>박주열 현업PM / 김경호 기술PM</w:t>
+              <w:t>정민수 현업PM / 한승우 기술PM</w:t>
             </w:r>
           </w:p>
         </w:tc>
@@ -405,7 +405,7 @@
           <w:color w:val="1D4ED8"/>
           <w:sz w:val="20"/>
         </w:rPr>
-        <w:t>산출물 ID : GRV_MAN_100  |  버전 : v1.0</w:t>
+        <w:t>산출물 ID : EMP_MAN_100  |  버전 : v1.0</w:t>
       </w:r>
     </w:p>
     <w:p>
@@ -435,7 +435,7 @@
           <w:color w:val="1D4ED8"/>
           <w:sz w:val="20"/>
         </w:rPr>
-        <w:t>아모레퍼시픽 Claimworks-Claims AI 시스템 구축  |  자원 관리 계획서</w:t>
+        <w:t>한빛글로벌 SyncGuard AI 시스템 구축  |  자원 관리 계획서</w:t>
       </w:r>
     </w:p>
     <w:p>
@@ -445,7 +445,7 @@
           <w:color w:val="1D4ED8"/>
           <w:sz w:val="20"/>
         </w:rPr>
-        <w:t>발주사 : AMOREPACIFIC   |   수행사 : ㈜그로브소프트 (GROVE)</w:t>
+        <w:t>발주사 : HANBIT GLOBAL   |   수행사 : ㈜엠파시 (Empasy Inc.)</w:t>
       </w:r>
     </w:p>
     <w:p>
@@ -499,14 +499,14 @@
         <w:rPr>
           <w:sz w:val="19"/>
         </w:rPr>
-        <w:t>3. 교체 필수 항목 : [사업명], [발주사/수행사 조직], [사업기간 및 M1~M6 일정], [산출물 ID 체계], [인력/인프라 수량]</w:t>
+        <w:t>3. 교체 필수 항목 : SyncGuard AI 시스템 구축 사업, [발주사/수행사 조직], [사업기간 및 M1~M6 일정], [산출물 ID 체계], [인력/인프라 수량]</w:t>
         <w:br/>
       </w:r>
       <w:r>
         <w:rPr>
           <w:sz w:val="19"/>
         </w:rPr>
-        <w:t>4. 연계 문서 : 사업수행계획서(GRV_INT_010), WBS(GRV_INT_020), 주간보고서(GRV_MAN_010), 투입공수(GRV_MAN_050)</w:t>
+        <w:t>4. 연계 문서 : 사업수행계획서(EMP_INT_010), WBS(EMP_INT_020), 주간보고서(EMP_MAN_010), 투입공수(EMP_MAN_050)</w:t>
       </w:r>
     </w:p>
     <w:p>
@@ -566,7 +566,7 @@
           <w:color w:val="1D4ED8"/>
           <w:sz w:val="20"/>
         </w:rPr>
-        <w:t>발주사(아모레퍼시픽) · 주관사(그로브소프트) · 협력사(아이시프트) 역할 분장</w:t>
+        <w:t>발주사(한빛글로벌) · 주관사(엠파시) · 협력사(데이터브릿지) 역할 분장</w:t>
       </w:r>
     </w:p>
     <w:p>
@@ -686,7 +686,7 @@
           <w:color w:val="1D4ED8"/>
           <w:sz w:val="20"/>
         </w:rPr>
-        <w:t>AP-ON, VPC, CA-PAM, Chakra DB, AWS 콘솔 권한 신청·회수 및 보안 통제</w:t>
+        <w:t>HB-SSO, VPC, CA-PAM, Chakra DB, AWS 콘솔 권한 신청·회수 및 보안 통제</w:t>
       </w:r>
     </w:p>
     <w:p>
@@ -920,7 +920,7 @@
               <w:rPr>
                 <w:sz w:val="17"/>
               </w:rPr>
-              <w:t>공공 SW사업 자원관리 지침 및 월별투입공수(GRV_MAN_050) 기반 계획 수립</w:t>
+              <w:t>공공 SW사업 자원관리 지침 및 월별투입공수(EMP_MAN_050) 기반 계획 수립</w:t>
             </w:r>
           </w:p>
         </w:tc>
@@ -933,7 +933,7 @@
               <w:rPr>
                 <w:sz w:val="17"/>
               </w:rPr>
-              <w:t>김재은 PM</w:t>
+              <w:t>김태윤 PM</w:t>
             </w:r>
           </w:p>
         </w:tc>
@@ -992,7 +992,7 @@
               <w:rPr>
                 <w:sz w:val="17"/>
               </w:rPr>
-              <w:t>총 20.0 M/M 인력 투입 계획 및 양사(그로브소프트·아이시프트) 조직 확정</w:t>
+              <w:t>총 20.0 M/M 인력 투입 계획 및 양사(엠파시·데이터브릿지) 조직 확정</w:t>
             </w:r>
           </w:p>
         </w:tc>
@@ -1006,7 +1006,7 @@
               <w:rPr>
                 <w:sz w:val="17"/>
               </w:rPr>
-              <w:t>김재은 / 박주열</w:t>
+              <w:t>김태윤 / 정민수</w:t>
             </w:r>
           </w:p>
         </w:tc>
@@ -1074,7 +1074,7 @@
               <w:rPr>
                 <w:sz w:val="17"/>
               </w:rPr>
-              <w:t>오병문 / 김경호</w:t>
+              <w:t>박준혁 / 한승우</w:t>
             </w:r>
           </w:p>
         </w:tc>
@@ -1098,7 +1098,7 @@
           <w:color w:val="1D4ED8"/>
           <w:sz w:val="20"/>
         </w:rPr>
-        <w:t>산출물 ID : GRV_MAN_100  |  버전 : v1.0</w:t>
+        <w:t>산출물 ID : EMP_MAN_100  |  버전 : v1.0</w:t>
       </w:r>
     </w:p>
     <w:p>
@@ -1128,7 +1128,7 @@
           <w:color w:val="1D4ED8"/>
           <w:sz w:val="20"/>
         </w:rPr>
-        <w:t>아모레퍼시픽 Claimworks-Claims AI 시스템 구축  |  자원 관리 계획서</w:t>
+        <w:t>한빛글로벌 SyncGuard AI 시스템 구축  |  자원 관리 계획서</w:t>
       </w:r>
     </w:p>
     <w:p>
@@ -1138,7 +1138,7 @@
           <w:color w:val="1D4ED8"/>
           <w:sz w:val="20"/>
         </w:rPr>
-        <w:t>발주사 : AMOREPACIFIC   |   수행사 : ㈜그로브소프트 (GROVE)</w:t>
+        <w:t>발주사 : HANBIT GLOBAL   |   수행사 : ㈜엠파시 (Empasy Inc.)</w:t>
       </w:r>
     </w:p>
     <w:p>
@@ -1166,7 +1166,7 @@
         <w:rPr>
           <w:sz w:val="19"/>
         </w:rPr>
-        <w:t>• 사업총괄/AA(오병문), 수행PM(김재은), PMO(황자영), 개발리드(장지용), AI/프론트 엔지니어 및 아이시프트 실증DB팀 구성</w:t>
+        <w:t>• 사업총괄/AA(박준혁), 수행PM(김태윤), PMO(이지훈), 개발리드(최현우), AI/프론트 엔지니어 및 데이터브릿지 실증DB팀 구성</w:t>
         <w:br/>
       </w:r>
       <w:r>
@@ -1180,7 +1180,7 @@
         <w:rPr>
           <w:sz w:val="19"/>
         </w:rPr>
-        <w:t>• 월별투입공수 관리대장(GRV_MAN_050)을 통해 매월 계획 대비 실제 투입 M/M를 실측·검증</w:t>
+        <w:t>• 월별투입공수 관리대장(EMP_MAN_050)을 통해 매월 계획 대비 실제 투입 M/M를 실측·검증</w:t>
       </w:r>
     </w:p>
     <w:p>
@@ -1208,14 +1208,14 @@
         <w:rPr>
           <w:sz w:val="19"/>
         </w:rPr>
-        <w:t>• 아모레퍼시픽 표준 AWS VPC 내 개발(DEV), 스테이징(STG), 운영(PRD) 3개 환경을 물리/논리적으로 분리 구성</w:t>
+        <w:t>• 한빛글로벌 표준 AWS VPC 내 개발(DEV), 스테이징(STG), 운영(PRD) 3개 환경을 물리/논리적으로 분리 구성</w:t>
         <w:br/>
       </w:r>
       <w:r>
         <w:rPr>
           <w:sz w:val="19"/>
         </w:rPr>
-        <w:t>• 트래픽 격리를 위해 사내 사용자용(claim-ai-bo-prv-alb)과 기간계 연동용(claim-ai-api-prv-alb) 내부 ALB 2개 물리 분리</w:t>
+        <w:t>• 트래픽 격리를 위해 사내 사용자용(syncguard-ai-bo-prv-alb)과 기간계 연동용(syncguard-ai-api-prv-alb) 내부 ALB 2개 물리 분리</w:t>
         <w:br/>
       </w:r>
       <w:r>
@@ -1292,7 +1292,7 @@
         <w:rPr>
           <w:sz w:val="19"/>
         </w:rPr>
-        <w:t>• 사내 포털(AP-ON), 가상사설망(VPC), 서버 접근제어(CA-PAM), DB 접근제어(Chakra), AWS Console 권한을 직무별 차등 부여</w:t>
+        <w:t>• 사내 포털(HB-SSO), 가상사설망(VPC), 서버 접근제어(CA-PAM), DB 접근제어(Chakra), AWS Console 권한을 직무별 차등 부여</w:t>
         <w:br/>
       </w:r>
       <w:r>
@@ -1336,7 +1336,7 @@
           <w:color w:val="1D4ED8"/>
           <w:sz w:val="20"/>
         </w:rPr>
-        <w:t>산출물 ID : GRV_MAN_100  |  버전 : v1.0</w:t>
+        <w:t>산출물 ID : EMP_MAN_100  |  버전 : v1.0</w:t>
       </w:r>
     </w:p>
     <w:p>
@@ -1366,7 +1366,7 @@
           <w:color w:val="1D4ED8"/>
           <w:sz w:val="20"/>
         </w:rPr>
-        <w:t>아모레퍼시픽 Claimworks-Claims AI 시스템 구축  |  자원 관리 계획서</w:t>
+        <w:t>한빛글로벌 SyncGuard AI 시스템 구축  |  자원 관리 계획서</w:t>
       </w:r>
     </w:p>
     <w:p>
@@ -1376,7 +1376,7 @@
           <w:color w:val="1D4ED8"/>
           <w:sz w:val="20"/>
         </w:rPr>
-        <w:t>발주사 : AMOREPACIFIC   |   수행사 : ㈜그로브소프트 (GROVE)</w:t>
+        <w:t>발주사 : HANBIT GLOBAL   |   수행사 : ㈜엠파시 (Empasy Inc.)</w:t>
       </w:r>
     </w:p>
     <w:tbl>
@@ -1547,7 +1547,7 @@
               <w:rPr>
                 <w:sz w:val="17"/>
               </w:rPr>
-              <w:t>오병문</w:t>
+              <w:t>박준혁</w:t>
             </w:r>
           </w:p>
         </w:tc>
@@ -1560,7 +1560,7 @@
               <w:rPr>
                 <w:sz w:val="17"/>
               </w:rPr>
-              <w:t>그로브소프트</w:t>
+              <w:t>엠파시</w:t>
             </w:r>
           </w:p>
         </w:tc>
@@ -1633,7 +1633,7 @@
               <w:rPr>
                 <w:sz w:val="17"/>
               </w:rPr>
-              <w:t>김재은</w:t>
+              <w:t>김태윤</w:t>
             </w:r>
           </w:p>
         </w:tc>
@@ -1647,7 +1647,7 @@
               <w:rPr>
                 <w:sz w:val="17"/>
               </w:rPr>
-              <w:t>그로브소프트</w:t>
+              <w:t>엠파시</w:t>
             </w:r>
           </w:p>
         </w:tc>
@@ -1719,7 +1719,7 @@
               <w:rPr>
                 <w:sz w:val="17"/>
               </w:rPr>
-              <w:t>황자영</w:t>
+              <w:t>이지훈</w:t>
             </w:r>
           </w:p>
         </w:tc>
@@ -1732,7 +1732,7 @@
               <w:rPr>
                 <w:sz w:val="17"/>
               </w:rPr>
-              <w:t>그로브소프트</w:t>
+              <w:t>엠파시</w:t>
             </w:r>
           </w:p>
         </w:tc>
@@ -1807,7 +1807,7 @@
               </w:rPr>
               <w:t>전담 AI리드</w:t>
               <w:br/>
-              <w:t>(장지용 협업)</w:t>
+              <w:t>(최현우 협업)</w:t>
             </w:r>
           </w:p>
         </w:tc>
@@ -1821,7 +1821,7 @@
               <w:rPr>
                 <w:sz w:val="17"/>
               </w:rPr>
-              <w:t>그로브소프트</w:t>
+              <w:t>엠파시</w:t>
             </w:r>
           </w:p>
         </w:tc>
@@ -1893,9 +1893,9 @@
               <w:rPr>
                 <w:sz w:val="17"/>
               </w:rPr>
-              <w:t>장지용 리드</w:t>
+              <w:t>최현우 리드</w:t>
               <w:br/>
-              <w:t>+ 남석현 수석</w:t>
+              <w:t>+ 강동현 수석</w:t>
             </w:r>
           </w:p>
         </w:tc>
@@ -1908,9 +1908,9 @@
               <w:rPr>
                 <w:sz w:val="17"/>
               </w:rPr>
-              <w:t>그로브소프트</w:t>
+              <w:t>엠파시</w:t>
               <w:br/>
-              <w:t>㈜아이시프트</w:t>
+              <w:t>㈜데이터브릿지</w:t>
             </w:r>
           </w:p>
         </w:tc>
@@ -1938,7 +1938,7 @@
               </w:rPr>
               <w:t>• Spring Boot 3 기반 BO 서버(:18080), API 서버(:18085), 배치 서버(:18084) 구현</w:t>
               <w:br/>
-              <w:t>• AP-ON SSO, Tiumnet 연계 및 연구원 myBeaker 실증자료 DB 구축·연동</w:t>
+              <w:t>• HB-SSO SSO, MarketingHub 연계 및 연구원 ProductLab 실증자료 DB 구축·연동</w:t>
             </w:r>
           </w:p>
         </w:tc>
@@ -1997,7 +1997,7 @@
               <w:rPr>
                 <w:sz w:val="17"/>
               </w:rPr>
-              <w:t>그로브소프트</w:t>
+              <w:t>엠파시</w:t>
             </w:r>
           </w:p>
         </w:tc>
@@ -2025,7 +2025,7 @@
               <w:rPr>
                 <w:sz w:val="17"/>
               </w:rPr>
-              <w:t>• Vue 3 기반 Claims AI 워크스페이스 웹(:3104) 및 관리자(BO) 화면 구현</w:t>
+              <w:t>• Vue 3 기반 SyncGuard AI 워크스페이스 웹(:3104) 및 관리자(BO) 화면 구현</w:t>
               <w:br/>
               <w:t>• Canvas 2D 기반 Side-by-Side 원본·판정 대조 뷰어 및 바운딩 박스 하이라이트 구현</w:t>
             </w:r>
@@ -2071,9 +2071,9 @@
               <w:rPr>
                 <w:sz w:val="17"/>
               </w:rPr>
-              <w:t>박주열 / 김경호</w:t>
+              <w:t>정민수 / 한승우</w:t>
               <w:br/>
-              <w:t>양서윤 외 3인</w:t>
+              <w:t>최윤아 외 3인</w:t>
             </w:r>
           </w:p>
         </w:tc>
@@ -2086,7 +2086,7 @@
               <w:rPr>
                 <w:sz w:val="17"/>
               </w:rPr>
-              <w:t>아모레퍼시픽</w:t>
+              <w:t>한빛글로벌</w:t>
             </w:r>
           </w:p>
         </w:tc>
@@ -2140,7 +2140,7 @@
           <w:color w:val="1D4ED8"/>
           <w:sz w:val="20"/>
         </w:rPr>
-        <w:t>산출물 ID : GRV_MAN_100  |  버전 : v1.0</w:t>
+        <w:t>산출물 ID : EMP_MAN_100  |  버전 : v1.0</w:t>
       </w:r>
     </w:p>
     <w:p>
@@ -2150,7 +2150,7 @@
           <w:color w:val="1D4ED8"/>
           <w:sz w:val="20"/>
         </w:rPr>
-        <w:t>3. 인적 자원 관리 (2) : 직무별 · 월별 인력 투입공수(M/M) 기준선 (GRV_MAN_050 연동)</w:t>
+        <w:t>3. 인적 자원 관리 (2) : 직무별 · 월별 인력 투입공수(M/M) 기준선 (EMP_MAN_050 연동)</w:t>
       </w:r>
     </w:p>
     <w:p>
@@ -2170,7 +2170,7 @@
           <w:color w:val="1D4ED8"/>
           <w:sz w:val="20"/>
         </w:rPr>
-        <w:t>아모레퍼시픽 Claimworks-Claims AI 시스템 구축  |  자원 관리 계획서</w:t>
+        <w:t>한빛글로벌 SyncGuard AI 시스템 구축  |  자원 관리 계획서</w:t>
       </w:r>
     </w:p>
     <w:p>
@@ -2180,7 +2180,7 @@
           <w:color w:val="1D4ED8"/>
           <w:sz w:val="20"/>
         </w:rPr>
-        <w:t>발주사 : AMOREPACIFIC   |   수행사 : ㈜그로브소프트 (GROVE)</w:t>
+        <w:t>발주사 : HANBIT GLOBAL   |   수행사 : ㈜엠파시 (Empasy Inc.)</w:t>
       </w:r>
     </w:p>
     <w:p>
@@ -2198,14 +2198,14 @@
         <w:rPr>
           <w:sz w:val="19"/>
         </w:rPr>
-        <w:t>• 하이브리드 근무 원칙 : 현업 인터뷰·화면 리뷰·인프라 연계·파일럿 기간에는 아모레퍼시픽 본사(용산) 대면 상주/방문 수행, 코딩 집중기에는 보안 인가된 원격 개발 병행</w:t>
+        <w:t>• 하이브리드 근무 원칙 : 현업 인터뷰·화면 리뷰·인프라 연계·파일럿 기간에는 한빛글로벌 본사(용산) 대면 상주/방문 수행, 코딩 집중기에는 보안 인가된 원격 개발 병행</w:t>
         <w:br/>
       </w:r>
       <w:r>
         <w:rPr>
           <w:sz w:val="19"/>
         </w:rPr>
-        <w:t>• 공수 실측 및 검증 : 매월 말일 각 인력별 작업 내역(Timesheet)을 취합하여 월별투입공수 관리대장(GRV_MAN_050)의 [실제투입공수(Actual)] 시트에 기록·보고</w:t>
+        <w:t>• 공수 실측 및 검증 : 매월 말일 각 인력별 작업 내역(Timesheet)을 취합하여 월별투입공수 관리대장(EMP_MAN_050)의 [실제투입공수(Actual)] 시트에 기록·보고</w:t>
       </w:r>
     </w:p>
     <w:tbl>
@@ -2536,7 +2536,7 @@
               <w:rPr>
                 <w:sz w:val="17"/>
               </w:rPr>
-              <w:t>오병문</w:t>
+              <w:t>박준혁</w:t>
             </w:r>
           </w:p>
         </w:tc>
@@ -2724,7 +2724,7 @@
               <w:rPr>
                 <w:sz w:val="17"/>
               </w:rPr>
-              <w:t>김재은</w:t>
+              <w:t>김태윤</w:t>
             </w:r>
           </w:p>
         </w:tc>
@@ -3108,7 +3108,7 @@
               <w:rPr>
                 <w:sz w:val="17"/>
               </w:rPr>
-              <w:t>장지용/남석현</w:t>
+              <w:t>최현우/강동현</w:t>
             </w:r>
           </w:p>
         </w:tc>
@@ -3492,7 +3492,7 @@
               <w:rPr>
                 <w:sz w:val="17"/>
               </w:rPr>
-              <w:t>황자영</w:t>
+              <w:t>이지훈</w:t>
             </w:r>
           </w:p>
         </w:tc>
@@ -4054,7 +4054,7 @@
           <w:color w:val="1D4ED8"/>
           <w:sz w:val="20"/>
         </w:rPr>
-        <w:t>산출물 ID : GRV_MAN_100  |  버전 : v1.0</w:t>
+        <w:t>산출물 ID : EMP_MAN_100  |  버전 : v1.0</w:t>
       </w:r>
     </w:p>
     <w:p>
@@ -4074,7 +4074,7 @@
           <w:color w:val="1D4ED8"/>
           <w:sz w:val="20"/>
         </w:rPr>
-        <w:t>AWS 인프라 정의서(Claims AI_AP_AWS_infra_v0.2)에 기반하여 내·외부 트래픽을 분리하고 AI/배치 워크로드별 최적 사양을 배분합니다.</w:t>
+        <w:t>AWS 인프라 정의서(SyncGuard AI_AP_AWS_infra_v0.2)에 기반하여 내·외부 트래픽을 분리하고 AI/배치 워크로드별 최적 사양을 배분합니다.</w:t>
       </w:r>
     </w:p>
     <w:p>
@@ -4084,7 +4084,7 @@
           <w:color w:val="1D4ED8"/>
           <w:sz w:val="20"/>
         </w:rPr>
-        <w:t>아모레퍼시픽 Claimworks-Claims AI 시스템 구축  |  자원 관리 계획서</w:t>
+        <w:t>한빛글로벌 SyncGuard AI 시스템 구축  |  자원 관리 계획서</w:t>
       </w:r>
     </w:p>
     <w:p>
@@ -4094,7 +4094,7 @@
           <w:color w:val="1D4ED8"/>
           <w:sz w:val="20"/>
         </w:rPr>
-        <w:t>발주사 : AMOREPACIFIC   |   수행사 : ㈜그로브소프트 (GROVE)</w:t>
+        <w:t>발주사 : HANBIT GLOBAL   |   수행사 : ㈜엠파시 (Empasy Inc.)</w:t>
       </w:r>
     </w:p>
     <w:tbl>
@@ -4234,7 +4234,7 @@
               <w:rPr>
                 <w:sz w:val="17"/>
               </w:rPr>
-              <w:t>claim-ai-bo-prv-alb</w:t>
+              <w:t>syncguard-ai-bo-prv-alb</w:t>
               <w:br/>
               <w:t>(Internal ALB - 물리적 분리 #1)</w:t>
             </w:r>
@@ -4314,7 +4314,7 @@
               <w:rPr>
                 <w:sz w:val="17"/>
               </w:rPr>
-              <w:t>claim-ai-api-prv-alb</w:t>
+              <w:t>syncguard-ai-api-prv-alb</w:t>
               <w:br/>
               <w:t>(Internal ALB - 물리적 분리 #2)</w:t>
             </w:r>
@@ -4346,7 +4346,7 @@
               <w:rPr>
                 <w:sz w:val="17"/>
               </w:rPr>
-              <w:t>• Tiumnet 등 사내 기간계 시스템의 클레임 판정 요청 API 전용 진입점</w:t>
+              <w:t>• MarketingHub 등 사내 기간계 시스템의 클레임 판정 요청 API 전용 진입점</w:t>
               <w:br/>
               <w:t>• 대량 멀티파트 파일 수신 및 비동기 웹훅 응답 처리</w:t>
             </w:r>
@@ -4393,7 +4393,7 @@
               <w:rPr>
                 <w:sz w:val="17"/>
               </w:rPr>
-              <w:t>claim-fe-web &amp; claim-be-server</w:t>
+              <w:t>syncguard-fe-web &amp; syncguard-be-server</w:t>
               <w:br/>
               <w:t>(통합 웹/백오피스 워크로드)</w:t>
             </w:r>
@@ -4471,7 +4471,7 @@
               <w:rPr>
                 <w:sz w:val="17"/>
               </w:rPr>
-              <w:t>claim-api-server</w:t>
+              <w:t>syncguard-api-server</w:t>
               <w:br/>
               <w:t>(대외/기간계 API 전용 서버)</w:t>
             </w:r>
@@ -4503,7 +4503,7 @@
               <w:rPr>
                 <w:sz w:val="17"/>
               </w:rPr>
-              <w:t>• Tiumnet 및 myBeaker 실시간 REST API 연계 및 토큰 인증 처리</w:t>
+              <w:t>• MarketingHub 및 ProductLab 실시간 REST API 연계 및 토큰 인증 처리</w:t>
               <w:br/>
               <w:t>• 웹서버(BO)와 스레드 풀을 분리하여 대량 연계 트래픽 안정 처리</w:t>
             </w:r>
@@ -4550,7 +4550,7 @@
               <w:rPr>
                 <w:sz w:val="17"/>
               </w:rPr>
-              <w:t>claim-ai-agent</w:t>
+              <w:t>syncguard-ai-agent</w:t>
               <w:br/>
               <w:t>(3단계 AI 판정 &amp; 미디어 처리)</w:t>
             </w:r>
@@ -4628,7 +4628,7 @@
               <w:rPr>
                 <w:sz w:val="17"/>
               </w:rPr>
-              <w:t>claim-batch-server</w:t>
+              <w:t>syncguard-batch-server</w:t>
               <w:br/>
               <w:t>(스케줄링 &amp; 실증DB 동기화)</w:t>
             </w:r>
@@ -4660,7 +4660,7 @@
               <w:rPr>
                 <w:sz w:val="17"/>
               </w:rPr>
-              <w:t>• 야간 myBeaker 실증 데이터 동기화, 통계 집계, 임시 파일 정리 배치</w:t>
+              <w:t>• 야간 ProductLab 실증 데이터 동기화, 통계 집계, 임시 파일 정리 배치</w:t>
               <w:br/>
               <w:t>• 온라인 트랜잭션 시간대를 피한 비업무 시간대 집중 스케줄링</w:t>
             </w:r>
@@ -4739,7 +4739,7 @@
               </w:rPr>
               <w:t>• RDS : 정형 메타데이터 + pgvector(1536차원) 법령/실증 벡터 DB 통합</w:t>
               <w:br/>
-              <w:t>• S3 : ap-claim-ai-dev/stg/prd (원본 문서/영상/캡처 이미지 저장, Intelligent-Tiering)</w:t>
+              <w:t>• S3 : ap-syncguard-ai-dev/stg/prd (원본 문서/영상/캡처 이미지 저장, Intelligent-Tiering)</w:t>
             </w:r>
           </w:p>
         </w:tc>
@@ -4778,7 +4778,7 @@
           <w:color w:val="1D4ED8"/>
           <w:sz w:val="20"/>
         </w:rPr>
-        <w:t>산출물 ID : GRV_MAN_100  |  버전 : v1.0</w:t>
+        <w:t>산출물 ID : EMP_MAN_100  |  버전 : v1.0</w:t>
       </w:r>
     </w:p>
     <w:p>
@@ -4808,7 +4808,7 @@
           <w:color w:val="1D4ED8"/>
           <w:sz w:val="20"/>
         </w:rPr>
-        <w:t>아모레퍼시픽 Claimworks-Claims AI 시스템 구축  |  자원 관리 계획서</w:t>
+        <w:t>한빛글로벌 SyncGuard AI 시스템 구축  |  자원 관리 계획서</w:t>
       </w:r>
     </w:p>
     <w:p>
@@ -4818,7 +4818,7 @@
           <w:color w:val="1D4ED8"/>
           <w:sz w:val="20"/>
         </w:rPr>
-        <w:t>발주사 : AMOREPACIFIC   |   수행사 : ㈜그로브소프트 (GROVE)</w:t>
+        <w:t>발주사 : HANBIT GLOBAL   |   수행사 : ㈜엠파시 (Empasy Inc.)</w:t>
       </w:r>
     </w:p>
     <w:tbl>
@@ -5516,9 +5516,9 @@
               <w:rPr>
                 <w:sz w:val="17"/>
               </w:rPr>
-              <w:t>AP-ON SSO / Tiumnet /</w:t>
+              <w:t>HB-SSO SSO / MarketingHub /</w:t>
               <w:br/>
-              <w:t>myBeaker / KT레몬(옵션)</w:t>
+              <w:t>ProductLab / KT레몬(옵션)</w:t>
             </w:r>
           </w:p>
         </w:tc>
@@ -5546,7 +5546,7 @@
               <w:rPr>
                 <w:sz w:val="17"/>
               </w:rPr>
-              <w:t>임직원 통합인증(SSO), 광고심의 요청 연동(Tiumnet), 실증자료 조회(myBeaker)</w:t>
+              <w:t>임직원 통합인증(SSO), 광고심의 요청 연동(MarketingHub), 실증자료 조회(ProductLab)</w:t>
             </w:r>
           </w:p>
         </w:tc>
@@ -5559,7 +5559,7 @@
               <w:rPr>
                 <w:sz w:val="17"/>
               </w:rPr>
-              <w:t>아모레퍼시픽 사내</w:t>
+              <w:t>한빛글로벌 사내</w:t>
               <w:br/>
               <w:t>기간계 시스템</w:t>
             </w:r>
@@ -5598,7 +5598,7 @@
           <w:color w:val="1D4ED8"/>
           <w:sz w:val="20"/>
         </w:rPr>
-        <w:t>산출물 ID : GRV_MAN_100  |  버전 : v1.0</w:t>
+        <w:t>산출물 ID : EMP_MAN_100  |  버전 : v1.0</w:t>
       </w:r>
     </w:p>
     <w:p>
@@ -5628,7 +5628,7 @@
           <w:color w:val="1D4ED8"/>
           <w:sz w:val="20"/>
         </w:rPr>
-        <w:t>아모레퍼시픽 Claimworks-Claims AI 시스템 구축  |  자원 관리 계획서</w:t>
+        <w:t>한빛글로벌 SyncGuard AI 시스템 구축  |  자원 관리 계획서</w:t>
       </w:r>
     </w:p>
     <w:p>
@@ -5638,7 +5638,7 @@
           <w:color w:val="1D4ED8"/>
           <w:sz w:val="20"/>
         </w:rPr>
-        <w:t>발주사 : AMOREPACIFIC   |   수행사 : ㈜그로브소프트 (GROVE)</w:t>
+        <w:t>발주사 : HANBIT GLOBAL   |   수행사 : ㈜엠파시 (Empasy Inc.)</w:t>
       </w:r>
     </w:p>
     <w:p>
@@ -5656,7 +5656,7 @@
         <w:rPr>
           <w:sz w:val="19"/>
         </w:rPr>
-        <w:t>• [사전 심사 및 서약] 모든 투입 인력은 착수 시 보안서약서 및 개인정보보호 서약서를 제출한 후, 기술 PM(김경호) 승인을 거쳐 권한을 발급받음</w:t>
+        <w:t>• [사전 심사 및 서약] 모든 투입 인력은 착수 시 보안서약서 및 개인정보보호 서약서를 제출한 후, 기술 PM(한승우) 승인을 거쳐 권한을 발급받음</w:t>
         <w:br/>
       </w:r>
       <w:r>
@@ -5670,7 +5670,7 @@
         <w:rPr>
           <w:sz w:val="19"/>
         </w:rPr>
-        <w:t>• [종료 시 일괄 회수] 2027.05.31 사업 종료(또는 중도 인력 철수) 당일 AP-ON, VPN, CA-PAM, Chakra, AWS IAM 계정을 전수 비활성화하고 검수확인서(IMP_040)에 기록</w:t>
+        <w:t>• [종료 시 일괄 회수] 2027.05.31 사업 종료(또는 중도 인력 철수) 당일 HB-SSO, VPN, CA-PAM, Chakra, AWS IAM 계정을 전수 비활성화하고 검수확인서(IMP_040)에 기록</w:t>
       </w:r>
     </w:p>
     <w:tbl>
@@ -5746,7 +5746,7 @@
               </w:rPr>
               <w:t>1. 사내계정</w:t>
               <w:br/>
-              <w:t>(AP-ON)</w:t>
+              <w:t>(HB-SSO)</w:t>
             </w:r>
           </w:p>
         </w:tc>
@@ -5865,7 +5865,7 @@
                 <w:b/>
                 <w:sz w:val="17"/>
               </w:rPr>
-              <w:t>오병문 (그로브)</w:t>
+              <w:t>박준혁 (엠파시)</w:t>
             </w:r>
           </w:p>
         </w:tc>
@@ -5973,7 +5973,7 @@
                 <w:b/>
                 <w:sz w:val="17"/>
               </w:rPr>
-              <w:t>김재은 (그로브)</w:t>
+              <w:t>김태윤 (엠파시)</w:t>
             </w:r>
           </w:p>
         </w:tc>
@@ -6087,7 +6087,7 @@
                 <w:b/>
                 <w:sz w:val="17"/>
               </w:rPr>
-              <w:t>장지용 (그로브)</w:t>
+              <w:t>최현우 (엠파시)</w:t>
             </w:r>
           </w:p>
         </w:tc>
@@ -6195,7 +6195,7 @@
                 <w:b/>
                 <w:sz w:val="17"/>
               </w:rPr>
-              <w:t>전담 AI / FE (그로브)</w:t>
+              <w:t>전담 AI / FE (엠파시)</w:t>
             </w:r>
           </w:p>
         </w:tc>
@@ -6309,7 +6309,7 @@
                 <w:b/>
                 <w:sz w:val="17"/>
               </w:rPr>
-              <w:t>황자영 (그로브)</w:t>
+              <w:t>이지훈 (엠파시)</w:t>
             </w:r>
           </w:p>
         </w:tc>
@@ -6417,7 +6417,7 @@
                 <w:b/>
                 <w:sz w:val="17"/>
               </w:rPr>
-              <w:t>남석현 (아이시프트)</w:t>
+              <w:t>강동현 (데이터브릿지)</w:t>
             </w:r>
           </w:p>
         </w:tc>
@@ -6515,7 +6515,7 @@
               <w:rPr>
                 <w:sz w:val="17"/>
               </w:rPr>
-              <w:t>연구원 myBeaker 실증자료 DB 스키마 분석 및 연계 API 검증</w:t>
+              <w:t>연구원 ProductLab 실증자료 DB 스키마 분석 및 연계 API 검증</w:t>
             </w:r>
           </w:p>
         </w:tc>
@@ -6539,7 +6539,7 @@
           <w:color w:val="1D4ED8"/>
           <w:sz w:val="20"/>
         </w:rPr>
-        <w:t>산출물 ID : GRV_MAN_100  |  버전 : v1.0</w:t>
+        <w:t>산출물 ID : EMP_MAN_100  |  버전 : v1.0</w:t>
       </w:r>
     </w:p>
     <w:p>
@@ -6569,7 +6569,7 @@
           <w:color w:val="1D4ED8"/>
           <w:sz w:val="20"/>
         </w:rPr>
-        <w:t>아모레퍼시픽 Claimworks-Claims AI 시스템 구축  |  자원 관리 계획서</w:t>
+        <w:t>한빛글로벌 SyncGuard AI 시스템 구축  |  자원 관리 계획서</w:t>
       </w:r>
     </w:p>
     <w:p>
@@ -6579,7 +6579,7 @@
           <w:color w:val="1D4ED8"/>
           <w:sz w:val="20"/>
         </w:rPr>
-        <w:t>발주사 : AMOREPACIFIC   |   수행사 : ㈜그로브소프트 (GROVE)</w:t>
+        <w:t>발주사 : HANBIT GLOBAL   |   수행사 : ㈜엠파시 (Empasy Inc.)</w:t>
       </w:r>
     </w:p>
     <w:p>
@@ -6616,7 +6616,7 @@
         <w:rPr>
           <w:sz w:val="19"/>
         </w:rPr>
-        <w:t>• 사업총괄/AA(오병문), 수행PM(김재은), 개발리드(장지용) 등 핵심 인력은 사업 종료 시까지 변경 없이 100% 전담 유지</w:t>
+        <w:t>• 사업총괄/AA(박준혁), 수행PM(김태윤), 개발리드(최현우) 등 핵심 인력은 사업 종료 시까지 변경 없이 100% 전담 유지</w:t>
         <w:br/>
       </w:r>
       <w:r>
@@ -6695,7 +6695,7 @@
         <w:rPr>
           <w:sz w:val="19"/>
         </w:rPr>
-        <w:t>• claim-ai-agent(:18083) 컨테이너를 일반 웹 서버와 분리하여 고메모리 노드 그룹에 배치 및 동시 처리 큐(Queue) 제한</w:t>
+        <w:t>• syncguard-ai-agent(:18083) 컨테이너를 일반 웹 서버와 분리하여 고메모리 노드 그룹에 배치 및 동시 처리 큐(Queue) 제한</w:t>
         <w:br/>
       </w:r>
       <w:r>
@@ -6787,7 +6787,7 @@
           <w:color w:val="1D4ED8"/>
           <w:sz w:val="20"/>
         </w:rPr>
-        <w:t>산출물 ID : GRV_MAN_100  |  버전 : v1.0</w:t>
+        <w:t>산출물 ID : EMP_MAN_100  |  버전 : v1.0</w:t>
       </w:r>
     </w:p>
     <w:p>
@@ -6817,7 +6817,7 @@
           <w:color w:val="1D4ED8"/>
           <w:sz w:val="20"/>
         </w:rPr>
-        <w:t>아모레퍼시픽 Claimworks-Claims AI 시스템 구축  |  자원 관리 계획서</w:t>
+        <w:t>한빛글로벌 SyncGuard AI 시스템 구축  |  자원 관리 계획서</w:t>
       </w:r>
     </w:p>
     <w:p>
@@ -6827,7 +6827,7 @@
           <w:color w:val="1D4ED8"/>
           <w:sz w:val="20"/>
         </w:rPr>
-        <w:t>발주사 : AMOREPACIFIC   |   수행사 : ㈜그로브소프트 (GROVE)</w:t>
+        <w:t>발주사 : HANBIT GLOBAL   |   수행사 : ㈜엠파시 (Empasy Inc.)</w:t>
       </w:r>
     </w:p>
     <w:p>
@@ -7096,7 +7096,7 @@
               <w:rPr>
                 <w:sz w:val="17"/>
               </w:rPr>
-              <w:t>개발에 필요한 AP-ON, VPN, CA-PAM, Chakra, AWS 콘솔 권한 신청이 적기 완료되었는가?</w:t>
+              <w:t>개발에 필요한 HB-SSO, VPN, CA-PAM, Chakra, AWS 콘솔 권한 신청이 적기 완료되었는가?</w:t>
             </w:r>
           </w:p>
         </w:tc>
@@ -7354,7 +7354,7 @@
               <w:rPr>
                 <w:sz w:val="17"/>
               </w:rPr>
-              <w:t>월별투입공수 관리대장(GRV_MAN_050)의 계획 공수 대비 실제 투입 M/M가 정상 집행되었는가?</w:t>
+              <w:t>월별투입공수 관리대장(EMP_MAN_050)의 계획 공수 대비 실제 투입 M/M가 정상 집행되었는가?</w:t>
             </w:r>
           </w:p>
         </w:tc>

--- a/public/templates/000_pm_suite/01_프로젝트 관리/01_통합관리/자원_관리_계획서_템플릿.docx
+++ b/public/templates/000_pm_suite/01_프로젝트 관리/01_통합관리/자원_관리_계획서_템플릿.docx
@@ -19,7 +19,7 @@
           <w:color w:val="0F2340"/>
           <w:sz w:val="44"/>
         </w:rPr>
-        <w:t>SyncGuard AI 시스템 구축</w:t>
+        <w:t>SyncFlow AI 시스템 구축</w:t>
         <w:br/>
         <w:t>자원 관리 계획서</w:t>
       </w:r>
@@ -76,7 +76,7 @@
               <w:rPr>
                 <w:sz w:val="19"/>
               </w:rPr>
-              <w:t>한빛글로벌 SyncGuard AI 시스템 구축 용역</w:t>
+              <w:t>한빛글로벌 SyncFlow AI 시스템 구축 용역</w:t>
             </w:r>
           </w:p>
         </w:tc>
@@ -435,7 +435,7 @@
           <w:color w:val="1D4ED8"/>
           <w:sz w:val="20"/>
         </w:rPr>
-        <w:t>한빛글로벌 SyncGuard AI 시스템 구축  |  자원 관리 계획서</w:t>
+        <w:t>한빛글로벌 SyncFlow AI 시스템 구축  |  자원 관리 계획서</w:t>
       </w:r>
     </w:p>
     <w:p>
@@ -499,7 +499,7 @@
         <w:rPr>
           <w:sz w:val="19"/>
         </w:rPr>
-        <w:t>3. 교체 필수 항목 : SyncGuard AI 시스템 구축 사업, [발주사/수행사 조직], [사업기간 및 M1~M6 일정], [산출물 ID 체계], [인력/인프라 수량]</w:t>
+        <w:t>3. 교체 필수 항목 : SyncFlow AI 시스템 구축 사업, [발주사/수행사 조직], [사업기간 및 M1~M6 일정], [산출물 ID 체계], [인력/인프라 수량]</w:t>
         <w:br/>
       </w:r>
       <w:r>
@@ -656,7 +656,7 @@
           <w:color w:val="1D4ED8"/>
           <w:sz w:val="20"/>
         </w:rPr>
-        <w:t>Spring Boot 3, Vue 3, FastAPI, 상용 LLM(비학습), 클로바 OCR, 사내 연계 4종</w:t>
+        <w:t>Spring Boot 3, Vue 3, FastAPI, 상용 LLM(비학습), 비전 OCR, 사내 연계 4종</w:t>
       </w:r>
     </w:p>
     <w:p>
@@ -1128,7 +1128,7 @@
           <w:color w:val="1D4ED8"/>
           <w:sz w:val="20"/>
         </w:rPr>
-        <w:t>한빛글로벌 SyncGuard AI 시스템 구축  |  자원 관리 계획서</w:t>
+        <w:t>한빛글로벌 SyncFlow AI 시스템 구축  |  자원 관리 계획서</w:t>
       </w:r>
     </w:p>
     <w:p>
@@ -1148,7 +1148,7 @@
           <w:color w:val="1D4ED8"/>
           <w:sz w:val="20"/>
         </w:rPr>
-        <w:t>화장품 규제·AI·클라우드 전문 인력 적기 투입</w:t>
+        <w:t>전장부품 규제·AI·클라우드 전문 인력 적기 투입</w:t>
       </w:r>
     </w:p>
     <w:p>
@@ -1166,7 +1166,7 @@
         <w:rPr>
           <w:sz w:val="19"/>
         </w:rPr>
-        <w:t>• 사업총괄/AA(박준혁), 수행PM(김태윤), PMO(이지훈), 개발리드(최현우), AI/프론트 엔지니어 및 데이터브릿지 실증DB팀 구성</w:t>
+        <w:t>• 사업총괄/AA(박준혁), 수행PM(김태윤), PMO(이지훈), 개발리드(최현우), AI/프론트 엔지니어 및 데이터브릿지 시험검증DB팀 구성</w:t>
         <w:br/>
       </w:r>
       <w:r>
@@ -1215,7 +1215,7 @@
         <w:rPr>
           <w:sz w:val="19"/>
         </w:rPr>
-        <w:t>• 트래픽 격리를 위해 사내 사용자용(syncguard-ai-bo-prv-alb)과 기간계 연동용(syncguard-ai-api-prv-alb) 내부 ALB 2개 물리 분리</w:t>
+        <w:t>• 트래픽 격리를 위해 사내 사용자용(syncflow-ai-bo-prv-alb)과 기간계 연동용(syncflow-ai-api-prv-alb) 내부 ALB 2개 물리 분리</w:t>
         <w:br/>
       </w:r>
       <w:r>
@@ -1257,7 +1257,7 @@
         <w:rPr>
           <w:sz w:val="19"/>
         </w:rPr>
-        <w:t>• 외부 AI 자원 : 기업용 상용 LLM API(Zero-Data Retention 비학습 계약) 및 네이버 클로바 OCR API 연동 및 토큰 쿼터 관리</w:t>
+        <w:t>• 외부 AI 자원 : 기업용 상용 LLM API(Zero-Data Retention 비학습 계약) 및 엔터프라이즈 비전 OCR API 연동 및 토큰 쿼터 관리</w:t>
         <w:br/>
       </w:r>
       <w:r>
@@ -1356,7 +1356,7 @@
           <w:color w:val="1D4ED8"/>
           <w:sz w:val="20"/>
         </w:rPr>
-        <w:t>총괄 아키텍트(AA)와 수행 PM의 양축 리더십 하에 AI 엔지니어링, 응용 웹/백엔드, 실증DB 연계 파트가 유기적으로 협업합니다.</w:t>
+        <w:t>총괄 아키텍트(AA)와 수행 PM의 양축 리더십 하에 AI 엔지니어링, 응용 웹/백엔드, 시험검증DB 연계 파트가 유기적으로 협업합니다.</w:t>
       </w:r>
     </w:p>
     <w:p>
@@ -1366,7 +1366,7 @@
           <w:color w:val="1D4ED8"/>
           <w:sz w:val="20"/>
         </w:rPr>
-        <w:t>한빛글로벌 SyncGuard AI 시스템 구축  |  자원 관리 계획서</w:t>
+        <w:t>한빛글로벌 SyncFlow AI 시스템 구축  |  자원 관리 계획서</w:t>
       </w:r>
     </w:p>
     <w:p>
@@ -1849,7 +1849,7 @@
               <w:rPr>
                 <w:sz w:val="17"/>
               </w:rPr>
-              <w:t>• 1단계 100대 규칙사전 엔진, 2단계 식약처 가이드라인 pgvector(1536d) RAG 구현</w:t>
+              <w:t>• 1단계 100대 규칙사전 엔진, 2단계 공정위·표준원 가이드라인 pgvector(1536d) RAG 구현</w:t>
               <w:br/>
               <w:t>• 3단계 상용 LLM 프롬프트 엔지니어링, 문서/영상 파싱 및 골든셋(95%/90%) 튜닝</w:t>
             </w:r>
@@ -1938,7 +1938,7 @@
               </w:rPr>
               <w:t>• Spring Boot 3 기반 BO 서버(:18080), API 서버(:18085), 배치 서버(:18084) 구현</w:t>
               <w:br/>
-              <w:t>• HB-SSO SSO, MarketingHub 연계 및 연구원 ProductLab 실증자료 DB 구축·연동</w:t>
+              <w:t>• HB-SSO SSO, SRM-Portal 연계 및 연구원 PLM-Nexus 시험성적서 DB 구축·연동</w:t>
             </w:r>
           </w:p>
         </w:tc>
@@ -2025,7 +2025,7 @@
               <w:rPr>
                 <w:sz w:val="17"/>
               </w:rPr>
-              <w:t>• Vue 3 기반 SyncGuard AI 워크스페이스 웹(:3104) 및 관리자(BO) 화면 구현</w:t>
+              <w:t>• Vue 3 기반 SyncFlow AI 워크스페이스 웹(:3104) 및 관리자(BO) 화면 구현</w:t>
               <w:br/>
               <w:t>• Canvas 2D 기반 Side-by-Side 원본·판정 대조 뷰어 및 바운딩 박스 하이라이트 구현</w:t>
             </w:r>
@@ -2058,7 +2058,7 @@
               </w:rPr>
               <w:t>현업 PM / 기술 PM</w:t>
               <w:br/>
-              <w:t>RA Lab 실무진</w:t>
+              <w:t>품질법무검증팀 실무진</w:t>
             </w:r>
           </w:p>
         </w:tc>
@@ -2114,7 +2114,7 @@
               <w:rPr>
                 <w:sz w:val="17"/>
               </w:rPr>
-              <w:t>• 현업 클레임 검토 정책/규칙 정의, 골든셋 평가 기준 수립 및 파일럿(UAT) 검수</w:t>
+              <w:t>• 현업 규격·계약 검토 정책/규칙 정의, 골든셋 평가 기준 수립 및 파일럿(UAT) 검수</w:t>
               <w:br/>
               <w:t>• AWS 인프라 프로비저닝, 사내 방화벽/보안 정책 승인 및 연계 시스템 협조</w:t>
             </w:r>
@@ -2170,7 +2170,7 @@
           <w:color w:val="1D4ED8"/>
           <w:sz w:val="20"/>
         </w:rPr>
-        <w:t>한빛글로벌 SyncGuard AI 시스템 구축  |  자원 관리 계획서</w:t>
+        <w:t>한빛글로벌 SyncFlow AI 시스템 구축  |  자원 관리 계획서</w:t>
       </w:r>
     </w:p>
     <w:p>
@@ -4074,7 +4074,7 @@
           <w:color w:val="1D4ED8"/>
           <w:sz w:val="20"/>
         </w:rPr>
-        <w:t>AWS 인프라 정의서(SyncGuard AI_AP_AWS_infra_v0.2)에 기반하여 내·외부 트래픽을 분리하고 AI/배치 워크로드별 최적 사양을 배분합니다.</w:t>
+        <w:t>AWS 인프라 정의서(SyncFlow AI_HB_AWS_infra_v0.2)에 기반하여 내·외부 트래픽을 분리하고 AI/배치 워크로드별 최적 사양을 배분합니다.</w:t>
       </w:r>
     </w:p>
     <w:p>
@@ -4084,7 +4084,7 @@
           <w:color w:val="1D4ED8"/>
           <w:sz w:val="20"/>
         </w:rPr>
-        <w:t>한빛글로벌 SyncGuard AI 시스템 구축  |  자원 관리 계획서</w:t>
+        <w:t>한빛글로벌 SyncFlow AI 시스템 구축  |  자원 관리 계획서</w:t>
       </w:r>
     </w:p>
     <w:p>
@@ -4234,7 +4234,7 @@
               <w:rPr>
                 <w:sz w:val="17"/>
               </w:rPr>
-              <w:t>syncguard-ai-bo-prv-alb</w:t>
+              <w:t>syncflow-ai-bo-prv-alb</w:t>
               <w:br/>
               <w:t>(Internal ALB - 물리적 분리 #1)</w:t>
             </w:r>
@@ -4264,7 +4264,7 @@
               <w:rPr>
                 <w:sz w:val="17"/>
               </w:rPr>
-              <w:t>• 사내 임직원(RA Lab, 마케터, 관리자) 웹 브라우저 전용 진입점</w:t>
+              <w:t>• 사내 임직원(품질법무검증팀, 구매담당자, 관리자) 웹 브라우저 전용 진입점</w:t>
               <w:br/>
               <w:t>• 기간계 대량 API 호출로 인한 UI 응답 지연 원천 차단</w:t>
             </w:r>
@@ -4314,7 +4314,7 @@
               <w:rPr>
                 <w:sz w:val="17"/>
               </w:rPr>
-              <w:t>syncguard-ai-api-prv-alb</w:t>
+              <w:t>syncflow-ai-api-prv-alb</w:t>
               <w:br/>
               <w:t>(Internal ALB - 물리적 분리 #2)</w:t>
             </w:r>
@@ -4346,7 +4346,7 @@
               <w:rPr>
                 <w:sz w:val="17"/>
               </w:rPr>
-              <w:t>• MarketingHub 등 사내 기간계 시스템의 클레임 판정 요청 API 전용 진입점</w:t>
+              <w:t>• SRM-Portal 등 사내 기간계 시스템의 규격·계약 판정 요청 API 전용 진입점</w:t>
               <w:br/>
               <w:t>• 대량 멀티파트 파일 수신 및 비동기 웹훅 응답 처리</w:t>
             </w:r>
@@ -4393,7 +4393,7 @@
               <w:rPr>
                 <w:sz w:val="17"/>
               </w:rPr>
-              <w:t>syncguard-fe-web &amp; syncguard-be-server</w:t>
+              <w:t>syncflow-fe-web &amp; syncflow-be-server</w:t>
               <w:br/>
               <w:t>(통합 웹/백오피스 워크로드)</w:t>
             </w:r>
@@ -4471,7 +4471,7 @@
               <w:rPr>
                 <w:sz w:val="17"/>
               </w:rPr>
-              <w:t>syncguard-api-server</w:t>
+              <w:t>syncflow-api-server</w:t>
               <w:br/>
               <w:t>(대외/기간계 API 전용 서버)</w:t>
             </w:r>
@@ -4503,7 +4503,7 @@
               <w:rPr>
                 <w:sz w:val="17"/>
               </w:rPr>
-              <w:t>• MarketingHub 및 ProductLab 실시간 REST API 연계 및 토큰 인증 처리</w:t>
+              <w:t>• SRM-Portal 및 PLM-Nexus 실시간 REST API 연계 및 토큰 인증 처리</w:t>
               <w:br/>
               <w:t>• 웹서버(BO)와 스레드 풀을 분리하여 대량 연계 트래픽 안정 처리</w:t>
             </w:r>
@@ -4550,7 +4550,7 @@
               <w:rPr>
                 <w:sz w:val="17"/>
               </w:rPr>
-              <w:t>syncguard-ai-agent</w:t>
+              <w:t>syncflow-ai-agent</w:t>
               <w:br/>
               <w:t>(3단계 AI 판정 &amp; 미디어 처리)</w:t>
             </w:r>
@@ -4580,7 +4580,7 @@
               <w:rPr>
                 <w:sz w:val="17"/>
               </w:rPr>
-              <w:t>• 문서 파싱, 클로바 OCR, 동영상 FFmpeg 프레임 추출, 3단계 AI 판정</w:t>
+              <w:t>• 문서 파싱, 비전 OCR, 설계도면 FFmpeg 프레임 추출, 3단계 AI 판정</w:t>
               <w:br/>
               <w:t>• 대용량 영상/이미지 처리를 위해 고메모리(16GB~32GB) 노드 풀 할당</w:t>
             </w:r>
@@ -4628,9 +4628,9 @@
               <w:rPr>
                 <w:sz w:val="17"/>
               </w:rPr>
-              <w:t>syncguard-batch-server</w:t>
+              <w:t>syncflow-batch-server</w:t>
               <w:br/>
-              <w:t>(스케줄링 &amp; 실증DB 동기화)</w:t>
+              <w:t>(스케줄링 &amp; 시험검증DB 동기화)</w:t>
             </w:r>
           </w:p>
         </w:tc>
@@ -4660,7 +4660,7 @@
               <w:rPr>
                 <w:sz w:val="17"/>
               </w:rPr>
-              <w:t>• 야간 ProductLab 실증 데이터 동기화, 통계 집계, 임시 파일 정리 배치</w:t>
+              <w:t>• 야간 PLM-Nexus 시험검증 데이터 동기화, 통계 집계, 임시 파일 정리 배치</w:t>
               <w:br/>
               <w:t>• 온라인 트랜잭션 시간대를 피한 비업무 시간대 집중 스케줄링</w:t>
             </w:r>
@@ -4737,9 +4737,9 @@
               <w:rPr>
                 <w:sz w:val="17"/>
               </w:rPr>
-              <w:t>• RDS : 정형 메타데이터 + pgvector(1536차원) 법령/실증 벡터 DB 통합</w:t>
+              <w:t>• RDS : 정형 메타데이터 + pgvector(1536차원) 법령/시험검증 벡터 DB 통합</w:t>
               <w:br/>
-              <w:t>• S3 : ap-syncguard-ai-dev/stg/prd (원본 문서/영상/캡처 이미지 저장, Intelligent-Tiering)</w:t>
+              <w:t>• S3 : ap-syncflow-ai-dev/stg/prd (원본 문서/영상/스냅샷 이미지 저장, Intelligent-Tiering)</w:t>
             </w:r>
           </w:p>
         </w:tc>
@@ -4808,7 +4808,7 @@
           <w:color w:val="1D4ED8"/>
           <w:sz w:val="20"/>
         </w:rPr>
-        <w:t>한빛글로벌 SyncGuard AI 시스템 구축  |  자원 관리 계획서</w:t>
+        <w:t>한빛글로벌 SyncFlow AI 시스템 구축  |  자원 관리 계획서</w:t>
       </w:r>
     </w:p>
     <w:p>
@@ -5214,7 +5214,7 @@
               <w:rPr>
                 <w:sz w:val="17"/>
               </w:rPr>
-              <w:t>비동기(Async) 워커 큐 적용 및 동영상 처리 시 임시 파일 즉시 클린업</w:t>
+              <w:t>비동기(Async) 워커 큐 적용 및 설계도면 처리 시 임시 파일 즉시 클린업</w:t>
             </w:r>
           </w:p>
         </w:tc>
@@ -5277,7 +5277,7 @@
               <w:rPr>
                 <w:sz w:val="17"/>
               </w:rPr>
-              <w:t>클레임 판정 이력, 100대 규칙사전 및 식약처 가이드라인/실증 벡터 검색</w:t>
+              <w:t>규격·계약 판정 이력, 100대 규칙사전 및 공정위·표준원 가이드라인/시험검증 벡터 검색</w:t>
             </w:r>
           </w:p>
         </w:tc>
@@ -5366,7 +5366,7 @@
               <w:rPr>
                 <w:sz w:val="17"/>
               </w:rPr>
-              <w:t>3단계 문맥 기반 허위·과대광고 판정, 법령 근거 요약 및 대체 문구 생성</w:t>
+              <w:t>3단계 문맥 기반 허위·과대구매계약 판정, 법령 근거 요약 및 대체 조항 생성</w:t>
             </w:r>
           </w:p>
         </w:tc>
@@ -5425,9 +5425,9 @@
               <w:rPr>
                 <w:sz w:val="17"/>
               </w:rPr>
-              <w:t>네이버 클로바 OCR API</w:t>
+              <w:t>엔터프라이즈 비전 OCR API</w:t>
               <w:br/>
-              <w:t>(CLOVA OCR)</w:t>
+              <w:t>(Enterprise Vision OCR)</w:t>
             </w:r>
           </w:p>
         </w:tc>
@@ -5457,7 +5457,7 @@
               <w:rPr>
                 <w:sz w:val="17"/>
               </w:rPr>
-              <w:t>이미지 배너, 스캔 문서, 영상 캡처 프레임 내 화장품 문구 고정밀 추출</w:t>
+              <w:t>이미지 배너, 스캔 문서, 도면 스냅샷 프레임 내 전장부품 조항 고정밀 추출</w:t>
             </w:r>
           </w:p>
         </w:tc>
@@ -5516,9 +5516,9 @@
               <w:rPr>
                 <w:sz w:val="17"/>
               </w:rPr>
-              <w:t>HB-SSO SSO / MarketingHub /</w:t>
+              <w:t>HB-SSO SSO / SRM-Portal /</w:t>
               <w:br/>
-              <w:t>ProductLab / KT레몬(옵션)</w:t>
+              <w:t>PLM-Nexus / HB-Monitor(옵션)</w:t>
             </w:r>
           </w:p>
         </w:tc>
@@ -5546,7 +5546,7 @@
               <w:rPr>
                 <w:sz w:val="17"/>
               </w:rPr>
-              <w:t>임직원 통합인증(SSO), 광고심의 요청 연동(MarketingHub), 실증자료 조회(ProductLab)</w:t>
+              <w:t>임직원 통합인증(SSO), 계약·규격검증 요청 연동(SRM-Portal), 시험성적서 조회(PLM-Nexus)</w:t>
             </w:r>
           </w:p>
         </w:tc>
@@ -5628,7 +5628,7 @@
           <w:color w:val="1D4ED8"/>
           <w:sz w:val="20"/>
         </w:rPr>
-        <w:t>한빛글로벌 SyncGuard AI 시스템 구축  |  자원 관리 계획서</w:t>
+        <w:t>한빛글로벌 SyncFlow AI 시스템 구축  |  자원 관리 계획서</w:t>
       </w:r>
     </w:p>
     <w:p>
@@ -5956,7 +5956,7 @@
               <w:rPr>
                 <w:sz w:val="17"/>
               </w:rPr>
-              <w:t>EKS/RDS/ALB 아키텍처 구성 검증 및 인프라 트러블슈팅 총괄</w:t>
+              <w:t>EKS/RDS/ALB 아키텍처 구성 검증 및 인프라 품질불량슈팅 총괄</w:t>
             </w:r>
           </w:p>
         </w:tc>
@@ -6431,7 +6431,7 @@
               <w:rPr>
                 <w:sz w:val="17"/>
               </w:rPr>
-              <w:t>실증DB 연계 수석</w:t>
+              <w:t>시험검증DB 연계 수석</w:t>
             </w:r>
           </w:p>
         </w:tc>
@@ -6515,7 +6515,7 @@
               <w:rPr>
                 <w:sz w:val="17"/>
               </w:rPr>
-              <w:t>연구원 ProductLab 실증자료 DB 스키마 분석 및 연계 API 검증</w:t>
+              <w:t>연구원 PLM-Nexus 시험성적서 DB 스키마 분석 및 연계 API 검증</w:t>
             </w:r>
           </w:p>
         </w:tc>
@@ -6549,7 +6549,7 @@
           <w:color w:val="1D4ED8"/>
           <w:sz w:val="20"/>
         </w:rPr>
-        <w:t>7. 핵심 인력 변경 통제, 클라우드 리소스 탄력 확장 및 운영 인력 기술 이전 계획</w:t>
+        <w:t>7. 핵심 인력 변경 통제, 클라우드 리소스 인장강도 확장 및 운영 인력 기술 이전 계획</w:t>
       </w:r>
     </w:p>
     <w:p>
@@ -6569,7 +6569,7 @@
           <w:color w:val="1D4ED8"/>
           <w:sz w:val="20"/>
         </w:rPr>
-        <w:t>한빛글로벌 SyncGuard AI 시스템 구축  |  자원 관리 계획서</w:t>
+        <w:t>한빛글로벌 SyncFlow AI 시스템 구축  |  자원 관리 계획서</w:t>
       </w:r>
     </w:p>
     <w:p>
@@ -6623,7 +6623,7 @@
         <w:rPr>
           <w:sz w:val="19"/>
         </w:rPr>
-        <w:t>■ 불가피한 사유(퇴사·질병 등) 발생 시 교체 절차</w:t>
+        <w:t>■ 불가피한 사유(퇴사·귀책전가 등) 발생 시 교체 절차</w:t>
         <w:br/>
       </w:r>
       <w:r>
@@ -6654,7 +6654,7 @@
           <w:color w:val="1D4ED8"/>
           <w:sz w:val="20"/>
         </w:rPr>
-        <w:t>대용량 미디어 OOM 방지 및 탄력적 증설</w:t>
+        <w:t>대용량 미디어 OOM 방지 및 인장강도적 증설</w:t>
       </w:r>
     </w:p>
     <w:p>
@@ -6681,7 +6681,7 @@
         <w:rPr>
           <w:sz w:val="19"/>
         </w:rPr>
-        <w:t>• 고해상도 동영상(최대 수백 MB) 다중 업로드 시 FFmpeg 프레임 추출 및 OCR 처리 구간의 CPU/메모리 급증</w:t>
+        <w:t>• 고해상도 설계도면(최대 수백 MB) 다중 업로드 시 FFmpeg 프레임 추출 및 OCR 처리 구간의 CPU/메모리 급증</w:t>
         <w:br/>
       </w:r>
       <w:r>
@@ -6695,7 +6695,7 @@
         <w:rPr>
           <w:sz w:val="19"/>
         </w:rPr>
-        <w:t>• syncguard-ai-agent(:18083) 컨테이너를 일반 웹 서버와 분리하여 고메모리 노드 그룹에 배치 및 동시 처리 큐(Queue) 제한</w:t>
+        <w:t>• syncflow-ai-agent(:18083) 컨테이너를 일반 웹 서버와 분리하여 고메모리 노드 그룹에 배치 및 동시 처리 큐(Queue) 제한</w:t>
         <w:br/>
       </w:r>
       <w:r>
@@ -6746,7 +6746,7 @@
         <w:rPr>
           <w:sz w:val="19"/>
         </w:rPr>
-        <w:t>• 현업 사용자(RA Lab·마케터 등 약 18명) : 클레임 문서/영상 업로드, 대조 뷰어 활용, 판정 리포트 다운로드 실습</w:t>
+        <w:t>• 현업 사용자(품질법무검증팀·구매담당자 등 약 18명) : 규격·계약 문서/영상 업로드, 대조 뷰어 활용, 판정 리포트 다운로드 실습</w:t>
         <w:br/>
       </w:r>
       <w:r>
@@ -6817,7 +6817,7 @@
           <w:color w:val="1D4ED8"/>
           <w:sz w:val="20"/>
         </w:rPr>
-        <w:t>한빛글로벌 SyncGuard AI 시스템 구축  |  자원 관리 계획서</w:t>
+        <w:t>한빛글로벌 SyncFlow AI 시스템 구축  |  자원 관리 계획서</w:t>
       </w:r>
     </w:p>
     <w:p>
